--- a/dokumente/Installation_EN.docx
+++ b/dokumente/Installation_EN.docx
@@ -168,7 +168,7 @@
         <w:keepNext w:val="false"/>
       </w:pPr>
       <w:r>
-        <w:t xml:space="preserve">This guide explains how to set up the Library Hackathon kit on a laptop, from installing Docker to running the first flow. It is written for participants setting up their own laptop and for organisers preparing several laptops. You don't need any programming experience.</w:t>
+        <w:t xml:space="preserve">This guide explains how to set up the Library Hackathon kit on a laptop, from installing Docker to running the first flow. It is written for participants setting up their own laptop and for organisers preparing several laptops. No programming is involved.</w:t>
       </w:r>
     </w:p>
     <w:p>
